--- a/презентации/готовые/2026-10-15-gtt-письмо-клубам-короткое.docx
+++ b/презентации/готовые/2026-10-15-gtt-письмо-клубам-короткое.docx
@@ -43,7 +43,7 @@
         <w:rPr>
           <w:color w:val="000000"/>
         </w:rPr>
-        <w:t>Для участников [клуба] можем собрать закрытую делегацию под их отрасль: 5 дней, несколько городов, встречи с инженерами и руководителями, перевод и вся организация на нас. Масштаб тоже не пугает — в Шэньчжэне мы провели форум Мегамаркета на 1200+ участников.</w:t>
+        <w:t>За нашими плечами много технологических экспедиций — от робототехники до пищевых производств, от кондитерских гигантов до автогигантов. Для участников [клуба] можем собрать закрытую делегацию под их отрасль: встречи с инженерами и руководителями, перевод и вся организация на нас. Масштаб тоже не пугает — в Шэньчжэне мы провели форум Мегамаркета на 1200+ участников.</w:t>
       </w:r>
     </w:p>
     <w:p>
@@ -54,7 +54,7 @@
         <w:rPr>
           <w:color w:val="000000"/>
         </w:rPr>
-        <w:t>Если идея откликается — давайте созвонимся на 15 минут на этой неделе, подберу 2–3 программы под ваших участников. Или просто ответьте «интересно», и я пришлю короткую презентацию.</w:t>
+        <w:t>Будем рады быть полезны вашему сообществу: в нашей базе уже более 1000 компаний, и мы готовы в короткие сроки собрать и организовать тур или посещение любого производства под интересы участников. Подскажите, удобно ли обсудить формат на коротком звонке — или лучше прислать презентацию?</w:t>
       </w:r>
     </w:p>
     <w:p>
